--- a/Lab01/Big_data_lab01_B_PIN_RIS_2206_ErofeevEgor.docx
+++ b/Lab01/Big_data_lab01_B_PIN_RIS_2206_ErofeevEgor.docx
@@ -3272,16 +3272,7 @@
           <w:sz w:val="28"/>
           <w:szCs w:val="28"/>
         </w:rPr>
-        <w:t xml:space="preserve"> </w:t>
-      </w:r>
-      <w:proofErr w:type="gramStart"/>
-      <w:r>
-        <w:rPr>
-          <w:rFonts w:ascii="Times New Roman" w:hAnsi="Times New Roman" w:cs="Times New Roman"/>
-          <w:sz w:val="28"/>
-          <w:szCs w:val="28"/>
-        </w:rPr>
-        <w:t>или .</w:t>
+        <w:t xml:space="preserve"> или .</w:t>
       </w:r>
       <w:proofErr w:type="spellStart"/>
       <w:r>
@@ -3293,7 +3284,6 @@
         <w:t>ipynb</w:t>
       </w:r>
       <w:proofErr w:type="spellEnd"/>
-      <w:proofErr w:type="gramEnd"/>
       <w:r>
         <w:rPr>
           <w:rFonts w:ascii="Times New Roman" w:hAnsi="Times New Roman" w:cs="Times New Roman"/>
@@ -4291,7 +4281,7 @@
           <w:rFonts w:ascii="Times New Roman" w:hAnsi="Times New Roman" w:cs="Times New Roman"/>
           <w:sz w:val="28"/>
           <w:szCs w:val="28"/>
-          <w:lang w:val="en-US" w:eastAsia="ru-RU"/>
+          <w:lang w:eastAsia="ru-RU"/>
         </w:rPr>
       </w:pPr>
       <w:hyperlink r:id="rId9" w:history="1">
@@ -4320,7 +4310,7 @@
           <w:rFonts w:ascii="Times New Roman" w:hAnsi="Times New Roman" w:cs="Times New Roman"/>
           <w:sz w:val="28"/>
           <w:szCs w:val="28"/>
-          <w:lang w:val="en-US" w:eastAsia="ru-RU"/>
+          <w:lang w:eastAsia="ru-RU"/>
         </w:rPr>
         <w:br/>
       </w:r>
@@ -4329,7 +4319,7 @@
           <w:rFonts w:ascii="Times New Roman" w:hAnsi="Times New Roman" w:cs="Times New Roman"/>
           <w:sz w:val="28"/>
           <w:szCs w:val="28"/>
-          <w:lang w:val="en-US" w:eastAsia="ru-RU"/>
+          <w:lang w:eastAsia="ru-RU"/>
         </w:rPr>
         <w:br/>
       </w:r>
@@ -4338,7 +4328,7 @@
           <w:rFonts w:ascii="Times New Roman" w:hAnsi="Times New Roman" w:cs="Times New Roman"/>
           <w:sz w:val="28"/>
           <w:szCs w:val="28"/>
-          <w:lang w:val="en-US" w:eastAsia="ru-RU"/>
+          <w:lang w:eastAsia="ru-RU"/>
         </w:rPr>
         <w:br/>
       </w:r>
@@ -4347,7 +4337,7 @@
           <w:rFonts w:ascii="Times New Roman" w:hAnsi="Times New Roman" w:cs="Times New Roman"/>
           <w:sz w:val="28"/>
           <w:szCs w:val="28"/>
-          <w:lang w:val="en-US" w:eastAsia="ru-RU"/>
+          <w:lang w:eastAsia="ru-RU"/>
         </w:rPr>
         <w:br/>
       </w:r>
@@ -4358,15 +4348,15 @@
           <w:rFonts w:ascii="Times New Roman" w:hAnsi="Times New Roman" w:cs="Times New Roman"/>
           <w:sz w:val="28"/>
           <w:szCs w:val="28"/>
-          <w:lang w:val="en-US" w:eastAsia="ru-RU"/>
-        </w:rPr>
-      </w:pPr>
-      <w:r>
-        <w:rPr>
-          <w:rFonts w:ascii="Times New Roman" w:hAnsi="Times New Roman" w:cs="Times New Roman"/>
-          <w:sz w:val="28"/>
-          <w:szCs w:val="28"/>
-          <w:lang w:val="en-US" w:eastAsia="ru-RU"/>
+          <w:lang w:eastAsia="ru-RU"/>
+        </w:rPr>
+      </w:pPr>
+      <w:r>
+        <w:rPr>
+          <w:rFonts w:ascii="Times New Roman" w:hAnsi="Times New Roman" w:cs="Times New Roman"/>
+          <w:sz w:val="28"/>
+          <w:szCs w:val="28"/>
+          <w:lang w:eastAsia="ru-RU"/>
         </w:rPr>
         <w:br w:type="page"/>
       </w:r>
@@ -5693,7 +5683,6 @@
               </w:rPr>
             </w:pPr>
             <w:proofErr w:type="spellStart"/>
-            <w:proofErr w:type="gramStart"/>
             <w:r>
               <w:rPr>
                 <w:rFonts w:ascii="Times New Roman" w:hAnsi="Times New Roman" w:cs="Times New Roman"/>
@@ -5709,16 +5698,7 @@
                 <w:sz w:val="28"/>
                 <w:szCs w:val="28"/>
               </w:rPr>
-              <w:t>(</w:t>
-            </w:r>
-            <w:proofErr w:type="gramEnd"/>
-            <w:r>
-              <w:rPr>
-                <w:rFonts w:ascii="Times New Roman" w:hAnsi="Times New Roman" w:cs="Times New Roman"/>
-                <w:sz w:val="28"/>
-                <w:szCs w:val="28"/>
-              </w:rPr>
-              <w:t>250)</w:t>
+              <w:t>(250)</w:t>
             </w:r>
           </w:p>
         </w:tc>
@@ -5743,7 +5723,6 @@
               </w:rPr>
             </w:pPr>
             <w:proofErr w:type="spellStart"/>
-            <w:proofErr w:type="gramStart"/>
             <w:r>
               <w:rPr>
                 <w:rFonts w:ascii="Times New Roman" w:hAnsi="Times New Roman" w:cs="Times New Roman"/>
@@ -5759,16 +5738,7 @@
                 <w:sz w:val="28"/>
                 <w:szCs w:val="28"/>
               </w:rPr>
-              <w:t>(</w:t>
-            </w:r>
-            <w:proofErr w:type="gramEnd"/>
-            <w:r>
-              <w:rPr>
-                <w:rFonts w:ascii="Times New Roman" w:hAnsi="Times New Roman" w:cs="Times New Roman"/>
-                <w:sz w:val="28"/>
-                <w:szCs w:val="28"/>
-              </w:rPr>
-              <w:t>10)</w:t>
+              <w:t>(10)</w:t>
             </w:r>
           </w:p>
         </w:tc>
@@ -6816,7 +6786,6 @@
               </w:rPr>
             </w:pPr>
             <w:proofErr w:type="spellStart"/>
-            <w:proofErr w:type="gramStart"/>
             <w:r>
               <w:rPr>
                 <w:rFonts w:ascii="Times New Roman" w:hAnsi="Times New Roman" w:cs="Times New Roman"/>
@@ -6832,16 +6801,7 @@
                 <w:sz w:val="28"/>
                 <w:szCs w:val="28"/>
               </w:rPr>
-              <w:t>(</w:t>
-            </w:r>
-            <w:proofErr w:type="gramEnd"/>
-            <w:r>
-              <w:rPr>
-                <w:rFonts w:ascii="Times New Roman" w:hAnsi="Times New Roman" w:cs="Times New Roman"/>
-                <w:sz w:val="28"/>
-                <w:szCs w:val="28"/>
-              </w:rPr>
-              <w:t>30)</w:t>
+              <w:t>(30)</w:t>
             </w:r>
           </w:p>
         </w:tc>
@@ -6866,7 +6826,6 @@
               </w:rPr>
             </w:pPr>
             <w:proofErr w:type="spellStart"/>
-            <w:proofErr w:type="gramStart"/>
             <w:r>
               <w:rPr>
                 <w:rFonts w:ascii="Times New Roman" w:hAnsi="Times New Roman" w:cs="Times New Roman"/>
@@ -6882,16 +6841,7 @@
                 <w:sz w:val="28"/>
                 <w:szCs w:val="28"/>
               </w:rPr>
-              <w:t>(</w:t>
-            </w:r>
-            <w:proofErr w:type="gramEnd"/>
-            <w:r>
-              <w:rPr>
-                <w:rFonts w:ascii="Times New Roman" w:hAnsi="Times New Roman" w:cs="Times New Roman"/>
-                <w:sz w:val="28"/>
-                <w:szCs w:val="28"/>
-              </w:rPr>
-              <w:t>250)</w:t>
+              <w:t>(250)</w:t>
             </w:r>
           </w:p>
         </w:tc>
@@ -7689,7 +7639,6 @@
               </w:rPr>
             </w:pPr>
             <w:proofErr w:type="spellStart"/>
-            <w:proofErr w:type="gramStart"/>
             <w:r>
               <w:rPr>
                 <w:rFonts w:ascii="Times New Roman" w:hAnsi="Times New Roman" w:cs="Times New Roman"/>
@@ -7705,16 +7654,7 @@
                 <w:sz w:val="28"/>
                 <w:szCs w:val="28"/>
               </w:rPr>
-              <w:t>(</w:t>
-            </w:r>
-            <w:proofErr w:type="gramEnd"/>
-            <w:r>
-              <w:rPr>
-                <w:rFonts w:ascii="Times New Roman" w:hAnsi="Times New Roman" w:cs="Times New Roman"/>
-                <w:sz w:val="28"/>
-                <w:szCs w:val="28"/>
-              </w:rPr>
-              <w:t>10)</w:t>
+              <w:t>(10)</w:t>
             </w:r>
           </w:p>
         </w:tc>
@@ -8305,7 +8245,6 @@
               </w:rPr>
             </w:pPr>
             <w:proofErr w:type="spellStart"/>
-            <w:proofErr w:type="gramStart"/>
             <w:r>
               <w:rPr>
                 <w:rFonts w:ascii="Times New Roman" w:hAnsi="Times New Roman" w:cs="Times New Roman"/>
@@ -8321,16 +8260,7 @@
                 <w:sz w:val="28"/>
                 <w:szCs w:val="28"/>
               </w:rPr>
-              <w:t>(</w:t>
-            </w:r>
-            <w:proofErr w:type="gramEnd"/>
-            <w:r>
-              <w:rPr>
-                <w:rFonts w:ascii="Times New Roman" w:hAnsi="Times New Roman" w:cs="Times New Roman"/>
-                <w:sz w:val="28"/>
-                <w:szCs w:val="28"/>
-              </w:rPr>
-              <w:t>10)</w:t>
+              <w:t>(10)</w:t>
             </w:r>
           </w:p>
         </w:tc>
@@ -9007,7 +8937,6 @@
               </w:rPr>
             </w:pPr>
             <w:proofErr w:type="spellStart"/>
-            <w:proofErr w:type="gramStart"/>
             <w:r>
               <w:rPr>
                 <w:rFonts w:ascii="Times New Roman" w:hAnsi="Times New Roman" w:cs="Times New Roman"/>
@@ -9023,16 +8952,7 @@
                 <w:sz w:val="28"/>
                 <w:szCs w:val="28"/>
               </w:rPr>
-              <w:t>(</w:t>
-            </w:r>
-            <w:proofErr w:type="gramEnd"/>
-            <w:r>
-              <w:rPr>
-                <w:rFonts w:ascii="Times New Roman" w:hAnsi="Times New Roman" w:cs="Times New Roman"/>
-                <w:sz w:val="28"/>
-                <w:szCs w:val="28"/>
-              </w:rPr>
-              <w:t>10)</w:t>
+              <w:t>(10)</w:t>
             </w:r>
           </w:p>
         </w:tc>
@@ -9395,18 +9315,8 @@
                 <w:sz w:val="28"/>
                 <w:szCs w:val="28"/>
               </w:rPr>
-              <w:t xml:space="preserve"> (+</w:t>
-            </w:r>
-            <w:proofErr w:type="gramStart"/>
-            <w:r>
-              <w:rPr>
-                <w:rFonts w:ascii="Times New Roman" w:hAnsi="Times New Roman" w:cs="Times New Roman"/>
-                <w:sz w:val="28"/>
-                <w:szCs w:val="28"/>
-              </w:rPr>
-              <w:t>)  "</w:t>
-            </w:r>
-            <w:proofErr w:type="gramEnd"/>
+              <w:t xml:space="preserve"> (+)  "</w:t>
+            </w:r>
           </w:p>
         </w:tc>
       </w:tr>
@@ -9948,7 +9858,6 @@
               </w:rPr>
             </w:pPr>
             <w:proofErr w:type="spellStart"/>
-            <w:proofErr w:type="gramStart"/>
             <w:r>
               <w:rPr>
                 <w:rFonts w:ascii="Times New Roman" w:hAnsi="Times New Roman" w:cs="Times New Roman"/>
@@ -9964,16 +9873,7 @@
                 <w:sz w:val="28"/>
                 <w:szCs w:val="28"/>
               </w:rPr>
-              <w:t>(</w:t>
-            </w:r>
-            <w:proofErr w:type="gramEnd"/>
-            <w:r>
-              <w:rPr>
-                <w:rFonts w:ascii="Times New Roman" w:hAnsi="Times New Roman" w:cs="Times New Roman"/>
-                <w:sz w:val="28"/>
-                <w:szCs w:val="28"/>
-              </w:rPr>
-              <w:t>255)</w:t>
+              <w:t>(255)</w:t>
             </w:r>
           </w:p>
         </w:tc>
@@ -9998,7 +9898,6 @@
               </w:rPr>
             </w:pPr>
             <w:proofErr w:type="spellStart"/>
-            <w:proofErr w:type="gramStart"/>
             <w:r>
               <w:rPr>
                 <w:rFonts w:ascii="Times New Roman" w:hAnsi="Times New Roman" w:cs="Times New Roman"/>
@@ -10014,16 +9913,7 @@
                 <w:sz w:val="28"/>
                 <w:szCs w:val="28"/>
               </w:rPr>
-              <w:t>(</w:t>
-            </w:r>
-            <w:proofErr w:type="gramEnd"/>
-            <w:r>
-              <w:rPr>
-                <w:rFonts w:ascii="Times New Roman" w:hAnsi="Times New Roman" w:cs="Times New Roman"/>
-                <w:sz w:val="28"/>
-                <w:szCs w:val="28"/>
-              </w:rPr>
-              <w:t>255)</w:t>
+              <w:t>(255)</w:t>
             </w:r>
           </w:p>
         </w:tc>
@@ -10048,7 +9938,6 @@
               </w:rPr>
             </w:pPr>
             <w:proofErr w:type="spellStart"/>
-            <w:proofErr w:type="gramStart"/>
             <w:r>
               <w:rPr>
                 <w:rFonts w:ascii="Times New Roman" w:hAnsi="Times New Roman" w:cs="Times New Roman"/>
@@ -10064,16 +9953,7 @@
                 <w:sz w:val="28"/>
                 <w:szCs w:val="28"/>
               </w:rPr>
-              <w:t>(</w:t>
-            </w:r>
-            <w:proofErr w:type="gramEnd"/>
-            <w:r>
-              <w:rPr>
-                <w:rFonts w:ascii="Times New Roman" w:hAnsi="Times New Roman" w:cs="Times New Roman"/>
-                <w:sz w:val="28"/>
-                <w:szCs w:val="28"/>
-              </w:rPr>
-              <w:t>255)</w:t>
+              <w:t>(255)</w:t>
             </w:r>
           </w:p>
         </w:tc>
@@ -10098,7 +9978,6 @@
               </w:rPr>
             </w:pPr>
             <w:proofErr w:type="spellStart"/>
-            <w:proofErr w:type="gramStart"/>
             <w:r>
               <w:rPr>
                 <w:rFonts w:ascii="Times New Roman" w:hAnsi="Times New Roman" w:cs="Times New Roman"/>
@@ -10114,16 +9993,7 @@
                 <w:sz w:val="28"/>
                 <w:szCs w:val="28"/>
               </w:rPr>
-              <w:t>(</w:t>
-            </w:r>
-            <w:proofErr w:type="gramEnd"/>
-            <w:r>
-              <w:rPr>
-                <w:rFonts w:ascii="Times New Roman" w:hAnsi="Times New Roman" w:cs="Times New Roman"/>
-                <w:sz w:val="28"/>
-                <w:szCs w:val="28"/>
-              </w:rPr>
-              <w:t>20)</w:t>
+              <w:t>(20)</w:t>
             </w:r>
           </w:p>
         </w:tc>
@@ -10244,7 +10114,6 @@
               </w:rPr>
             </w:pPr>
             <w:proofErr w:type="spellStart"/>
-            <w:proofErr w:type="gramStart"/>
             <w:r>
               <w:rPr>
                 <w:rFonts w:ascii="Times New Roman" w:hAnsi="Times New Roman" w:cs="Times New Roman"/>
@@ -10260,16 +10129,7 @@
                 <w:sz w:val="28"/>
                 <w:szCs w:val="28"/>
               </w:rPr>
-              <w:t>(</w:t>
-            </w:r>
-            <w:proofErr w:type="gramEnd"/>
-            <w:r>
-              <w:rPr>
-                <w:rFonts w:ascii="Times New Roman" w:hAnsi="Times New Roman" w:cs="Times New Roman"/>
-                <w:sz w:val="28"/>
-                <w:szCs w:val="28"/>
-              </w:rPr>
-              <w:t>11)</w:t>
+              <w:t>(11)</w:t>
             </w:r>
           </w:p>
         </w:tc>
@@ -11184,25 +11044,7 @@
                 <w:sz w:val="28"/>
                 <w:szCs w:val="28"/>
               </w:rPr>
-              <w:t>"</w:t>
-            </w:r>
-            <w:proofErr w:type="gramStart"/>
-            <w:r>
-              <w:rPr>
-                <w:rFonts w:ascii="Times New Roman" w:hAnsi="Times New Roman" w:cs="Times New Roman"/>
-                <w:sz w:val="28"/>
-                <w:szCs w:val="28"/>
-              </w:rPr>
-              <w:t>canan.öztürk</w:t>
-            </w:r>
-            <w:proofErr w:type="gramEnd"/>
-            <w:r>
-              <w:rPr>
-                <w:rFonts w:ascii="Times New Roman" w:hAnsi="Times New Roman" w:cs="Times New Roman"/>
-                <w:sz w:val="28"/>
-                <w:szCs w:val="28"/>
-              </w:rPr>
-              <w:t>19@gmail.com"</w:t>
+              <w:t>"canan.öztürk19@gmail.com"</w:t>
             </w:r>
           </w:p>
         </w:tc>
@@ -11874,7 +11716,6 @@
               </w:rPr>
             </w:pPr>
             <w:proofErr w:type="spellStart"/>
-            <w:proofErr w:type="gramStart"/>
             <w:r>
               <w:rPr>
                 <w:rFonts w:ascii="Times New Roman" w:hAnsi="Times New Roman" w:cs="Times New Roman"/>
@@ -11890,16 +11731,7 @@
                 <w:sz w:val="28"/>
                 <w:szCs w:val="28"/>
               </w:rPr>
-              <w:t>(</w:t>
-            </w:r>
-            <w:proofErr w:type="gramEnd"/>
-            <w:r>
-              <w:rPr>
-                <w:rFonts w:ascii="Times New Roman" w:hAnsi="Times New Roman" w:cs="Times New Roman"/>
-                <w:sz w:val="28"/>
-                <w:szCs w:val="28"/>
-              </w:rPr>
-              <w:t>9)</w:t>
+              <w:t>(9)</w:t>
             </w:r>
           </w:p>
         </w:tc>
@@ -12989,7 +12821,6 @@
                 <w:lang w:val="en-US"/>
               </w:rPr>
             </w:pPr>
-            <w:proofErr w:type="gramStart"/>
             <w:r>
               <w:rPr>
                 <w:rFonts w:ascii="Times New Roman" w:hAnsi="Times New Roman" w:cs="Times New Roman"/>
@@ -12997,17 +12828,7 @@
                 <w:szCs w:val="28"/>
                 <w:lang w:val="en-US"/>
               </w:rPr>
-              <w:t>varchar(</w:t>
-            </w:r>
-            <w:proofErr w:type="gramEnd"/>
-            <w:r>
-              <w:rPr>
-                <w:rFonts w:ascii="Times New Roman" w:hAnsi="Times New Roman" w:cs="Times New Roman"/>
-                <w:sz w:val="28"/>
-                <w:szCs w:val="28"/>
-                <w:lang w:val="en-US"/>
-              </w:rPr>
-              <w:t>250)</w:t>
+              <w:t>varchar(250)</w:t>
             </w:r>
           </w:p>
         </w:tc>
@@ -14305,7 +14126,6 @@
               </w:rPr>
             </w:pPr>
             <w:proofErr w:type="spellStart"/>
-            <w:proofErr w:type="gramStart"/>
             <w:r>
               <w:rPr>
                 <w:rFonts w:ascii="Times New Roman" w:hAnsi="Times New Roman" w:cs="Times New Roman"/>
@@ -14321,16 +14141,7 @@
                 <w:sz w:val="28"/>
                 <w:szCs w:val="28"/>
               </w:rPr>
-              <w:t>(</w:t>
-            </w:r>
-            <w:proofErr w:type="gramEnd"/>
-            <w:r>
-              <w:rPr>
-                <w:rFonts w:ascii="Times New Roman" w:hAnsi="Times New Roman" w:cs="Times New Roman"/>
-                <w:sz w:val="28"/>
-                <w:szCs w:val="28"/>
-              </w:rPr>
-              <w:t>5)</w:t>
+              <w:t>(5)</w:t>
             </w:r>
           </w:p>
         </w:tc>
@@ -14613,12 +14424,12 @@
         <w:tblLook w:val="04A0" w:firstRow="1" w:lastRow="0" w:firstColumn="1" w:lastColumn="0" w:noHBand="0" w:noVBand="1"/>
       </w:tblPr>
       <w:tblGrid>
-        <w:gridCol w:w="1440"/>
-        <w:gridCol w:w="1440"/>
-        <w:gridCol w:w="1440"/>
-        <w:gridCol w:w="1440"/>
-        <w:gridCol w:w="1440"/>
-        <w:gridCol w:w="1476"/>
+        <w:gridCol w:w="961"/>
+        <w:gridCol w:w="2082"/>
+        <w:gridCol w:w="2969"/>
+        <w:gridCol w:w="1081"/>
+        <w:gridCol w:w="1105"/>
+        <w:gridCol w:w="1147"/>
       </w:tblGrid>
       <w:tr>
         <w:trPr>
@@ -14633,7 +14444,6 @@
               <w:bottom w:val="single" w:sz="4" w:space="0" w:color="auto"/>
               <w:right w:val="single" w:sz="4" w:space="0" w:color="auto"/>
             </w:tcBorders>
-            <w:hideMark/>
           </w:tcPr>
           <w:p>
             <w:pPr>
@@ -14645,16 +14455,15 @@
                 <w:szCs w:val="28"/>
               </w:rPr>
             </w:pPr>
-            <w:proofErr w:type="spellStart"/>
-            <w:r>
-              <w:rPr>
-                <w:rFonts w:ascii="Times New Roman" w:hAnsi="Times New Roman" w:cs="Times New Roman"/>
-                <w:sz w:val="28"/>
-                <w:szCs w:val="28"/>
-              </w:rPr>
-              <w:t>matchid</w:t>
-            </w:r>
-            <w:proofErr w:type="spellEnd"/>
+            <w:r>
+              <w:rPr>
+                <w:rFonts w:ascii="Times New Roman" w:hAnsi="Times New Roman" w:cs="Times New Roman"/>
+                <w:sz w:val="28"/>
+                <w:szCs w:val="28"/>
+                <w:lang w:val="en-US"/>
+              </w:rPr>
+              <w:t>ID</w:t>
+            </w:r>
           </w:p>
         </w:tc>
         <w:tc>
@@ -14666,7 +14475,6 @@
               <w:bottom w:val="single" w:sz="4" w:space="0" w:color="auto"/>
               <w:right w:val="single" w:sz="4" w:space="0" w:color="auto"/>
             </w:tcBorders>
-            <w:hideMark/>
           </w:tcPr>
           <w:p>
             <w:pPr>
@@ -14685,7 +14493,7 @@
                 <w:sz w:val="28"/>
                 <w:szCs w:val="28"/>
               </w:rPr>
-              <w:t>teamid</w:t>
+              <w:t>Ders_tDerslerID</w:t>
             </w:r>
             <w:proofErr w:type="spellEnd"/>
           </w:p>
@@ -14699,7 +14507,6 @@
               <w:bottom w:val="single" w:sz="4" w:space="0" w:color="auto"/>
               <w:right w:val="single" w:sz="4" w:space="0" w:color="auto"/>
             </w:tcBorders>
-            <w:hideMark/>
           </w:tcPr>
           <w:p>
             <w:pPr>
@@ -14718,7 +14525,7 @@
                 <w:sz w:val="28"/>
                 <w:szCs w:val="28"/>
               </w:rPr>
-              <w:t>firstblood</w:t>
+              <w:t>Ogrenci_tKullanicilarID</w:t>
             </w:r>
             <w:proofErr w:type="spellEnd"/>
           </w:p>
@@ -14732,7 +14539,6 @@
               <w:bottom w:val="single" w:sz="4" w:space="0" w:color="auto"/>
               <w:right w:val="single" w:sz="4" w:space="0" w:color="auto"/>
             </w:tcBorders>
-            <w:hideMark/>
           </w:tcPr>
           <w:p>
             <w:pPr>
@@ -14751,7 +14557,7 @@
                 <w:sz w:val="28"/>
                 <w:szCs w:val="28"/>
               </w:rPr>
-              <w:t>towerkills</w:t>
+              <w:t>Vize</w:t>
             </w:r>
             <w:proofErr w:type="spellEnd"/>
           </w:p>
@@ -14765,7 +14571,6 @@
               <w:bottom w:val="single" w:sz="4" w:space="0" w:color="auto"/>
               <w:right w:val="single" w:sz="4" w:space="0" w:color="auto"/>
             </w:tcBorders>
-            <w:hideMark/>
           </w:tcPr>
           <w:p>
             <w:pPr>
@@ -14777,16 +14582,14 @@
                 <w:szCs w:val="28"/>
               </w:rPr>
             </w:pPr>
-            <w:proofErr w:type="spellStart"/>
-            <w:r>
-              <w:rPr>
-                <w:rFonts w:ascii="Times New Roman" w:hAnsi="Times New Roman" w:cs="Times New Roman"/>
-                <w:sz w:val="28"/>
-                <w:szCs w:val="28"/>
-              </w:rPr>
-              <w:t>baronkills</w:t>
-            </w:r>
-            <w:proofErr w:type="spellEnd"/>
+            <w:r>
+              <w:rPr>
+                <w:rFonts w:ascii="Times New Roman" w:hAnsi="Times New Roman" w:cs="Times New Roman"/>
+                <w:sz w:val="28"/>
+                <w:szCs w:val="28"/>
+              </w:rPr>
+              <w:t>Final</w:t>
+            </w:r>
           </w:p>
         </w:tc>
         <w:tc>
@@ -14798,7 +14601,6 @@
               <w:bottom w:val="single" w:sz="4" w:space="0" w:color="auto"/>
               <w:right w:val="single" w:sz="4" w:space="0" w:color="auto"/>
             </w:tcBorders>
-            <w:hideMark/>
           </w:tcPr>
           <w:p>
             <w:pPr>
@@ -14817,7 +14619,7 @@
                 <w:sz w:val="28"/>
                 <w:szCs w:val="28"/>
               </w:rPr>
-              <w:t>dragonkills</w:t>
+              <w:t>Harf</w:t>
             </w:r>
             <w:proofErr w:type="spellEnd"/>
           </w:p>
@@ -16831,7 +16633,6 @@
           <w:szCs w:val="28"/>
         </w:rPr>
       </w:pPr>
-      <w:proofErr w:type="gramStart"/>
       <w:r>
         <w:rPr>
           <w:rFonts w:ascii="Times New Roman" w:hAnsi="Times New Roman" w:cs="Times New Roman"/>
@@ -16867,7 +16668,6 @@
         </w:rPr>
         <w:t>merge</w:t>
       </w:r>
-      <w:proofErr w:type="gramEnd"/>
     </w:p>
     <w:p>
       <w:pPr>
@@ -16926,7 +16726,6 @@
         <w:t xml:space="preserve"> через </w:t>
       </w:r>
       <w:proofErr w:type="spellStart"/>
-      <w:proofErr w:type="gramStart"/>
       <w:r>
         <w:rPr>
           <w:rFonts w:ascii="Times New Roman" w:hAnsi="Times New Roman" w:cs="Times New Roman"/>
@@ -16953,7 +16752,6 @@
         </w:rPr>
         <w:t>merge</w:t>
       </w:r>
-      <w:proofErr w:type="gramEnd"/>
       <w:r>
         <w:rPr>
           <w:rFonts w:ascii="Times New Roman" w:hAnsi="Times New Roman" w:cs="Times New Roman"/>
@@ -16976,7 +16774,6 @@
         </w:rPr>
       </w:pPr>
       <w:proofErr w:type="spellStart"/>
-      <w:proofErr w:type="gramStart"/>
       <w:r>
         <w:rPr>
           <w:rFonts w:ascii="Times New Roman" w:hAnsi="Times New Roman" w:cs="Times New Roman"/>
@@ -17004,7 +16801,6 @@
         </w:rPr>
         <w:t>select</w:t>
       </w:r>
-      <w:proofErr w:type="gramEnd"/>
       <w:r>
         <w:rPr>
           <w:rFonts w:ascii="Times New Roman" w:hAnsi="Times New Roman" w:cs="Times New Roman"/>
